--- a/write_up/drafts/project_plan/tables_list_draft.docx
+++ b/write_up/drafts/project_plan/tables_list_draft.docx
@@ -1,16 +1,13 @@
 
 <file path=word/document.xml><?xml version="1.0" encoding="utf-8"?>
-<w:document xmlns:wpc="http://schemas.microsoft.com/office/word/2010/wordprocessingCanvas" xmlns:cx="http://schemas.microsoft.com/office/drawing/2014/chartex" xmlns:cx1="http://schemas.microsoft.com/office/drawing/2015/9/8/chartex" xmlns:cx2="http://schemas.microsoft.com/office/drawing/2015/10/21/chartex" xmlns:cx3="http://schemas.microsoft.com/office/drawing/2016/5/9/chartex" xmlns:cx4="http://schemas.microsoft.com/office/drawing/2016/5/10/chartex" xmlns:cx5="http://schemas.microsoft.com/office/drawing/2016/5/11/chartex" xmlns:cx6="http://schemas.microsoft.com/office/drawing/2016/5/12/chartex" xmlns:cx7="http://schemas.microsoft.com/office/drawing/2016/5/13/chartex" xmlns:cx8="http://schemas.microsoft.com/office/drawing/2016/5/14/chartex" xmlns:mc="http://schemas.openxmlformats.org/markup-compatibility/2006" xmlns:aink="http://schemas.microsoft.com/office/drawing/2016/ink" xmlns:am3d="http://schemas.microsoft.com/office/drawing/2017/model3d" xmlns:o="urn:schemas-microsoft-com:office:office" xmlns:oel="http://schemas.microsoft.com/office/2019/extlst" xmlns:r="http://schemas.openxmlformats.org/officeDocument/2006/relationships" xmlns:m="http://schemas.openxmlformats.org/officeDocument/2006/math" xmlns:v="urn:schemas-microsoft-com:vml" xmlns:wp14="http://schemas.microsoft.com/office/word/2010/wordprocessingDrawing" xmlns:wp="http://schemas.openxmlformats.org/drawingml/2006/wordprocessingDrawing" xmlns:w10="urn:schemas-microsoft-com:office:word" xmlns:w="http://schemas.openxmlformats.org/wordprocessingml/2006/main" xmlns:w14="http://schemas.microsoft.com/office/word/2010/wordml" xmlns:w15="http://schemas.microsoft.com/office/word/2012/wordml" xmlns:w16cex="http://schemas.microsoft.com/office/word/2018/wordml/cex" xmlns:w16cid="http://schemas.microsoft.com/office/word/2016/wordml/cid" xmlns:w16="http://schemas.microsoft.com/office/word/2018/wordml" xmlns:w16du="http://schemas.microsoft.com/office/word/2023/wordml/word16du" xmlns:w16sdtdh="http://schemas.microsoft.com/office/word/2020/wordml/sdtdatahash" xmlns:w16sdtfl="http://schemas.microsoft.com/office/word/2024/wordml/sdtformatlock" xmlns:w16se="http://schemas.microsoft.com/office/word/2015/wordml/symex" xmlns:wpg="http://schemas.microsoft.com/office/word/2010/wordprocessingGroup" xmlns:wpi="http://schemas.microsoft.com/office/word/2010/wordprocessingInk" xmlns:wne="http://schemas.microsoft.com/office/word/2006/wordml" xmlns:wps="http://schemas.microsoft.com/office/word/2010/wordprocessingShape" mc:Ignorable="w14 w15 w16se w16cid w16 w16cex w16sdtdh w16sdtfl w16du wp14">
+<w:document xmlns:wpc="http://schemas.microsoft.com/office/word/2010/wordprocessingCanvas" xmlns:cx="http://schemas.microsoft.com/office/drawing/2014/chartex" xmlns:cx1="http://schemas.microsoft.com/office/drawing/2015/9/8/chartex" xmlns:cx2="http://schemas.microsoft.com/office/drawing/2015/10/21/chartex" xmlns:cx3="http://schemas.microsoft.com/office/drawing/2016/5/9/chartex" xmlns:cx4="http://schemas.microsoft.com/office/drawing/2016/5/10/chartex" xmlns:cx5="http://schemas.microsoft.com/office/drawing/2016/5/11/chartex" xmlns:cx6="http://schemas.microsoft.com/office/drawing/2016/5/12/chartex" xmlns:cx7="http://schemas.microsoft.com/office/drawing/2016/5/13/chartex" xmlns:cx8="http://schemas.microsoft.com/office/drawing/2016/5/14/chartex" xmlns:mc="http://schemas.openxmlformats.org/markup-compatibility/2006" xmlns:m="http://schemas.openxmlformats.org/officeDocument/2006/math" xmlns:aink="http://schemas.microsoft.com/office/drawing/2016/ink" xmlns:am3d="http://schemas.microsoft.com/office/drawing/2017/model3d" xmlns:oel="http://schemas.microsoft.com/office/2019/extlst" xmlns:r="http://schemas.openxmlformats.org/officeDocument/2006/relationships" xmlns:wp14="http://schemas.microsoft.com/office/word/2010/wordprocessingDrawing" xmlns:wp="http://schemas.openxmlformats.org/drawingml/2006/wordprocessingDrawing" xmlns:wpg="http://schemas.microsoft.com/office/word/2010/wordprocessingGroup" xmlns:wpi="http://schemas.microsoft.com/office/word/2010/wordprocessingInk" xmlns:wps="http://schemas.microsoft.com/office/word/2010/wordprocessingShape" xmlns:o="urn:schemas-microsoft-com:office:office" xmlns:v="urn:schemas-microsoft-com:vml" xmlns:w10="urn:schemas-microsoft-com:office:word" xmlns:w="http://schemas.openxmlformats.org/wordprocessingml/2006/main" xmlns:w14="http://schemas.microsoft.com/office/word/2010/wordml" xmlns:w15="http://schemas.microsoft.com/office/word/2012/wordml" xmlns:w16cex="http://schemas.microsoft.com/office/word/2018/wordml/cex" xmlns:w16cid="http://schemas.microsoft.com/office/word/2016/wordml/cid" xmlns:w16="http://schemas.microsoft.com/office/word/2018/wordml" xmlns:w16sdtdh="http://schemas.microsoft.com/office/word/2020/wordml/sdtdatahash" xmlns:w16sdtfl="http://schemas.microsoft.com/office/word/2024/wordml/sdtformatlock" xmlns:w16se="http://schemas.microsoft.com/office/word/2015/wordml/symex" xmlns:w16du="http://schemas.microsoft.com/office/word/2023/wordml/word16du" xmlns:wne="http://schemas.microsoft.com/office/word/2006/wordml" mc:Ignorable="w14 w15 w16se w16cid w16 w16cex w16sdtdh w16sdtfl w16du wp14">
   <w:body>
     <w:p>
       <w:pPr>
         <w:pStyle w:val="Heading1"/>
       </w:pPr>
       <w:r>
-        <w:t xml:space="preserve">Table:  </w:t>
-      </w:r>
-      <w:r>
-        <w:t xml:space="preserve">Filtering steps/methods </w:t>
+        <w:t xml:space="preserve">Table:  Filtering steps/methods </w:t>
       </w:r>
     </w:p>
     <w:p>
@@ -37,12 +34,44 @@
       <w:pPr>
         <w:pStyle w:val="ListParagraph"/>
         <w:numPr>
+          <w:ilvl w:val="1"/>
+          <w:numId w:val="1"/>
+        </w:numPr>
+      </w:pPr>
+      <w:r>
+        <w:t>Can have section for FE</w:t>
+      </w:r>
+    </w:p>
+    <w:p>
+      <w:pPr>
+        <w:pStyle w:val="ListParagraph"/>
+        <w:numPr>
           <w:ilvl w:val="0"/>
           <w:numId w:val="1"/>
         </w:numPr>
       </w:pPr>
       <w:r>
-        <w:t>Highlight rows with methods that I have actually used if the table includes methods that I haven’t used</w:t>
+        <w:t xml:space="preserve">Highlight rows with methods that I have </w:t>
+      </w:r>
+      <w:proofErr w:type="gramStart"/>
+      <w:r>
+        <w:t>actually used</w:t>
+      </w:r>
+      <w:proofErr w:type="gramEnd"/>
+      <w:r>
+        <w:t xml:space="preserve"> if the table includes methods that I haven’t used</w:t>
+      </w:r>
+    </w:p>
+    <w:p>
+      <w:pPr>
+        <w:pStyle w:val="ListParagraph"/>
+        <w:numPr>
+          <w:ilvl w:val="0"/>
+          <w:numId w:val="1"/>
+        </w:numPr>
+      </w:pPr>
+      <w:r>
+        <w:t>Can specify benefits and disadvantages</w:t>
       </w:r>
     </w:p>
     <w:p>
@@ -72,6 +101,9 @@
     </w:p>
     <w:p>
       <w:r>
+        <w:rPr>
+          <w:noProof/>
+        </w:rPr>
         <w:drawing>
           <wp:inline distT="0" distB="0" distL="0" distR="0" wp14:anchorId="079A15B5" wp14:editId="6D6302DF">
             <wp:extent cx="4135120" cy="1700396"/>
@@ -131,7 +163,7 @@
 </file>
 
 <file path=word/numbering.xml><?xml version="1.0" encoding="utf-8"?>
-<w:numbering xmlns:wpc="http://schemas.microsoft.com/office/word/2010/wordprocessingCanvas" xmlns:cx="http://schemas.microsoft.com/office/drawing/2014/chartex" xmlns:cx1="http://schemas.microsoft.com/office/drawing/2015/9/8/chartex" xmlns:cx2="http://schemas.microsoft.com/office/drawing/2015/10/21/chartex" xmlns:cx3="http://schemas.microsoft.com/office/drawing/2016/5/9/chartex" xmlns:cx4="http://schemas.microsoft.com/office/drawing/2016/5/10/chartex" xmlns:cx5="http://schemas.microsoft.com/office/drawing/2016/5/11/chartex" xmlns:cx6="http://schemas.microsoft.com/office/drawing/2016/5/12/chartex" xmlns:cx7="http://schemas.microsoft.com/office/drawing/2016/5/13/chartex" xmlns:cx8="http://schemas.microsoft.com/office/drawing/2016/5/14/chartex" xmlns:mc="http://schemas.openxmlformats.org/markup-compatibility/2006" xmlns:aink="http://schemas.microsoft.com/office/drawing/2016/ink" xmlns:am3d="http://schemas.microsoft.com/office/drawing/2017/model3d" xmlns:o="urn:schemas-microsoft-com:office:office" xmlns:oel="http://schemas.microsoft.com/office/2019/extlst" xmlns:r="http://schemas.openxmlformats.org/officeDocument/2006/relationships" xmlns:m="http://schemas.openxmlformats.org/officeDocument/2006/math" xmlns:v="urn:schemas-microsoft-com:vml" xmlns:wp14="http://schemas.microsoft.com/office/word/2010/wordprocessingDrawing" xmlns:wp="http://schemas.openxmlformats.org/drawingml/2006/wordprocessingDrawing" xmlns:w10="urn:schemas-microsoft-com:office:word" xmlns:w="http://schemas.openxmlformats.org/wordprocessingml/2006/main" xmlns:w14="http://schemas.microsoft.com/office/word/2010/wordml" xmlns:w15="http://schemas.microsoft.com/office/word/2012/wordml" xmlns:w16cex="http://schemas.microsoft.com/office/word/2018/wordml/cex" xmlns:w16cid="http://schemas.microsoft.com/office/word/2016/wordml/cid" xmlns:w16="http://schemas.microsoft.com/office/word/2018/wordml" xmlns:w16du="http://schemas.microsoft.com/office/word/2023/wordml/word16du" xmlns:w16sdtdh="http://schemas.microsoft.com/office/word/2020/wordml/sdtdatahash" xmlns:w16sdtfl="http://schemas.microsoft.com/office/word/2024/wordml/sdtformatlock" xmlns:w16se="http://schemas.microsoft.com/office/word/2015/wordml/symex" xmlns:wpg="http://schemas.microsoft.com/office/word/2010/wordprocessingGroup" xmlns:wpi="http://schemas.microsoft.com/office/word/2010/wordprocessingInk" xmlns:wne="http://schemas.microsoft.com/office/word/2006/wordml" xmlns:wps="http://schemas.microsoft.com/office/word/2010/wordprocessingShape" mc:Ignorable="w14 w15 w16se w16cid w16 w16cex w16sdtdh w16sdtfl w16du wp14">
+<w:numbering xmlns:wpc="http://schemas.microsoft.com/office/word/2010/wordprocessingCanvas" xmlns:cx="http://schemas.microsoft.com/office/drawing/2014/chartex" xmlns:cx1="http://schemas.microsoft.com/office/drawing/2015/9/8/chartex" xmlns:cx2="http://schemas.microsoft.com/office/drawing/2015/10/21/chartex" xmlns:cx3="http://schemas.microsoft.com/office/drawing/2016/5/9/chartex" xmlns:cx4="http://schemas.microsoft.com/office/drawing/2016/5/10/chartex" xmlns:cx5="http://schemas.microsoft.com/office/drawing/2016/5/11/chartex" xmlns:cx6="http://schemas.microsoft.com/office/drawing/2016/5/12/chartex" xmlns:cx7="http://schemas.microsoft.com/office/drawing/2016/5/13/chartex" xmlns:cx8="http://schemas.microsoft.com/office/drawing/2016/5/14/chartex" xmlns:mc="http://schemas.openxmlformats.org/markup-compatibility/2006" xmlns:m="http://schemas.openxmlformats.org/officeDocument/2006/math" xmlns:aink="http://schemas.microsoft.com/office/drawing/2016/ink" xmlns:am3d="http://schemas.microsoft.com/office/drawing/2017/model3d" xmlns:oel="http://schemas.microsoft.com/office/2019/extlst" xmlns:r="http://schemas.openxmlformats.org/officeDocument/2006/relationships" xmlns:wp14="http://schemas.microsoft.com/office/word/2010/wordprocessingDrawing" xmlns:wp="http://schemas.openxmlformats.org/drawingml/2006/wordprocessingDrawing" xmlns:wpg="http://schemas.microsoft.com/office/word/2010/wordprocessingGroup" xmlns:wpi="http://schemas.microsoft.com/office/word/2010/wordprocessingInk" xmlns:wps="http://schemas.microsoft.com/office/word/2010/wordprocessingShape" xmlns:o="urn:schemas-microsoft-com:office:office" xmlns:v="urn:schemas-microsoft-com:vml" xmlns:w10="urn:schemas-microsoft-com:office:word" xmlns:w="http://schemas.openxmlformats.org/wordprocessingml/2006/main" xmlns:w14="http://schemas.microsoft.com/office/word/2010/wordml" xmlns:w15="http://schemas.microsoft.com/office/word/2012/wordml" xmlns:w16cex="http://schemas.microsoft.com/office/word/2018/wordml/cex" xmlns:w16cid="http://schemas.microsoft.com/office/word/2016/wordml/cid" xmlns:w16="http://schemas.microsoft.com/office/word/2018/wordml" xmlns:w16sdtdh="http://schemas.microsoft.com/office/word/2020/wordml/sdtdatahash" xmlns:w16sdtfl="http://schemas.microsoft.com/office/word/2024/wordml/sdtformatlock" xmlns:w16se="http://schemas.microsoft.com/office/word/2015/wordml/symex" xmlns:w16du="http://schemas.microsoft.com/office/word/2023/wordml/word16du" xmlns:wne="http://schemas.microsoft.com/office/word/2006/wordml" mc:Ignorable="w14 w15 w16se w16cid w16 w16cex w16sdtdh w16sdtfl w16du wp14">
   <w:abstractNum w:abstractNumId="0" w15:restartNumberingAfterBreak="0">
     <w:nsid w:val="0A15741D"/>
     <w:multiLevelType w:val="hybridMultilevel"/>
@@ -148,7 +180,7 @@
         <w:rFonts w:ascii="Symbol" w:hAnsi="Symbol" w:hint="default"/>
       </w:rPr>
     </w:lvl>
-    <w:lvl w:ilvl="1" w:tplc="08090003" w:tentative="1">
+    <w:lvl w:ilvl="1" w:tplc="08090003">
       <w:start w:val="1"/>
       <w:numFmt w:val="bullet"/>
       <w:lvlText w:val="o"/>
@@ -252,7 +284,7 @@
 </file>
 
 <file path=word/styles.xml><?xml version="1.0" encoding="utf-8"?>
-<w:styles xmlns:mc="http://schemas.openxmlformats.org/markup-compatibility/2006" xmlns:r="http://schemas.openxmlformats.org/officeDocument/2006/relationships" xmlns:w="http://schemas.openxmlformats.org/wordprocessingml/2006/main" xmlns:w14="http://schemas.microsoft.com/office/word/2010/wordml" xmlns:w15="http://schemas.microsoft.com/office/word/2012/wordml" xmlns:w16cex="http://schemas.microsoft.com/office/word/2018/wordml/cex" xmlns:w16cid="http://schemas.microsoft.com/office/word/2016/wordml/cid" xmlns:w16="http://schemas.microsoft.com/office/word/2018/wordml" xmlns:w16du="http://schemas.microsoft.com/office/word/2023/wordml/word16du" xmlns:w16sdtdh="http://schemas.microsoft.com/office/word/2020/wordml/sdtdatahash" xmlns:w16sdtfl="http://schemas.microsoft.com/office/word/2024/wordml/sdtformatlock" xmlns:w16se="http://schemas.microsoft.com/office/word/2015/wordml/symex" mc:Ignorable="w14 w15 w16se w16cid w16 w16cex w16sdtdh w16sdtfl w16du">
+<w:styles xmlns:mc="http://schemas.openxmlformats.org/markup-compatibility/2006" xmlns:r="http://schemas.openxmlformats.org/officeDocument/2006/relationships" xmlns:w="http://schemas.openxmlformats.org/wordprocessingml/2006/main" xmlns:w14="http://schemas.microsoft.com/office/word/2010/wordml" xmlns:w15="http://schemas.microsoft.com/office/word/2012/wordml" xmlns:w16cex="http://schemas.microsoft.com/office/word/2018/wordml/cex" xmlns:w16cid="http://schemas.microsoft.com/office/word/2016/wordml/cid" xmlns:w16="http://schemas.microsoft.com/office/word/2018/wordml" xmlns:w16sdtdh="http://schemas.microsoft.com/office/word/2020/wordml/sdtdatahash" xmlns:w16sdtfl="http://schemas.microsoft.com/office/word/2024/wordml/sdtformatlock" xmlns:w16se="http://schemas.microsoft.com/office/word/2015/wordml/symex" xmlns:w16du="http://schemas.microsoft.com/office/word/2023/wordml/word16du" mc:Ignorable="w14 w15 w16se w16cid w16 w16cex w16sdtdh w16sdtfl w16du">
   <w:docDefaults>
     <w:rPrDefault>
       <w:rPr>

--- a/write_up/drafts/project_plan/tables_list_draft.docx
+++ b/write_up/drafts/project_plan/tables_list_draft.docx
@@ -19,15 +19,7 @@
         </w:numPr>
       </w:pPr>
       <w:r>
-        <w:t>References as a column e.g., my-brain-</w:t>
-      </w:r>
-      <w:proofErr w:type="spellStart"/>
-      <w:r>
-        <w:t>seq</w:t>
-      </w:r>
-      <w:proofErr w:type="spellEnd"/>
-      <w:r>
-        <w:t xml:space="preserve"> and other papers.</w:t>
+        <w:t>References as a column e.g., my-brain-seq and other papers.</w:t>
       </w:r>
     </w:p>
     <w:p>
@@ -51,15 +43,7 @@
         </w:numPr>
       </w:pPr>
       <w:r>
-        <w:t xml:space="preserve">Highlight rows with methods that I have </w:t>
-      </w:r>
-      <w:proofErr w:type="gramStart"/>
-      <w:r>
-        <w:t>actually used</w:t>
-      </w:r>
-      <w:proofErr w:type="gramEnd"/>
-      <w:r>
-        <w:t xml:space="preserve"> if the table includes methods that I haven’t used</w:t>
+        <w:t>Highlight rows with methods that I have actually used if the table includes methods that I haven’t used</w:t>
       </w:r>
     </w:p>
     <w:p>
@@ -76,8 +60,28 @@
     </w:p>
     <w:p>
       <w:pPr>
+        <w:pStyle w:val="ListParagraph"/>
+        <w:numPr>
+          <w:ilvl w:val="0"/>
+          <w:numId w:val="1"/>
+        </w:numPr>
+      </w:pPr>
+      <w:r>
+        <w:t>Could have a notebook that shows the code and results tested from this as supplementary</w:t>
+      </w:r>
+    </w:p>
+    <w:p>
+      <w:pPr>
         <w:pStyle w:val="Heading1"/>
       </w:pPr>
+    </w:p>
+    <w:p>
+      <w:pPr>
+        <w:pStyle w:val="Heading1"/>
+      </w:pPr>
+      <w:r>
+        <w:t>Supplementary Table: table of DE miRNAs</w:t>
+      </w:r>
     </w:p>
     <w:p>
       <w:pPr>
@@ -97,6 +101,11 @@
       </w:r>
       <w:r>
         <w:t>intersect of target genes and airway cell genes</w:t>
+      </w:r>
+    </w:p>
+    <w:p>
+      <w:r>
+        <w:t>[probably won’t include this]</w:t>
       </w:r>
     </w:p>
     <w:p>

--- a/write_up/drafts/project_plan/tables_list_draft.docx
+++ b/write_up/drafts/project_plan/tables_list_draft.docx
@@ -19,7 +19,47 @@
         </w:numPr>
       </w:pPr>
       <w:r>
-        <w:t>References as a column e.g., my-brain-seq and other papers.</w:t>
+        <w:t>Saved as ‘</w:t>
+      </w:r>
+      <w:proofErr w:type="spellStart"/>
+      <w:r>
+        <w:t>FE_techniques</w:t>
+      </w:r>
+      <w:proofErr w:type="spellEnd"/>
+      <w:r>
+        <w:t xml:space="preserve">’ </w:t>
+      </w:r>
+    </w:p>
+    <w:p>
+      <w:pPr>
+        <w:pStyle w:val="ListParagraph"/>
+        <w:numPr>
+          <w:ilvl w:val="0"/>
+          <w:numId w:val="1"/>
+        </w:numPr>
+      </w:pPr>
+      <w:r>
+        <w:t>Should go in the methods, straight after the intro paragraph to pathway enrichment analysis</w:t>
+      </w:r>
+    </w:p>
+    <w:p>
+      <w:pPr>
+        <w:pStyle w:val="ListParagraph"/>
+        <w:numPr>
+          <w:ilvl w:val="0"/>
+          <w:numId w:val="1"/>
+        </w:numPr>
+      </w:pPr>
+      <w:r>
+        <w:t>References as a column e.g., my-brain-</w:t>
+      </w:r>
+      <w:proofErr w:type="spellStart"/>
+      <w:r>
+        <w:t>seq</w:t>
+      </w:r>
+      <w:proofErr w:type="spellEnd"/>
+      <w:r>
+        <w:t xml:space="preserve"> and other papers.</w:t>
       </w:r>
     </w:p>
     <w:p>
@@ -43,7 +83,15 @@
         </w:numPr>
       </w:pPr>
       <w:r>
-        <w:t>Highlight rows with methods that I have actually used if the table includes methods that I haven’t used</w:t>
+        <w:t xml:space="preserve">Highlight rows with methods that I have </w:t>
+      </w:r>
+      <w:proofErr w:type="gramStart"/>
+      <w:r>
+        <w:t>actually used</w:t>
+      </w:r>
+      <w:proofErr w:type="gramEnd"/>
+      <w:r>
+        <w:t xml:space="preserve"> if the table includes methods that I haven’t used</w:t>
       </w:r>
     </w:p>
     <w:p>
@@ -55,7 +103,13 @@
         </w:numPr>
       </w:pPr>
       <w:r>
-        <w:t>Can specify benefits and disadvantages</w:t>
+        <w:t>Can specify</w:t>
+      </w:r>
+      <w:r>
+        <w:t xml:space="preserve"> description,</w:t>
+      </w:r>
+      <w:r>
+        <w:t xml:space="preserve"> benefits and disadvantages</w:t>
       </w:r>
     </w:p>
     <w:p>

--- a/write_up/drafts/project_plan/tables_list_draft.docx
+++ b/write_up/drafts/project_plan/tables_list_draft.docx
@@ -19,15 +19,7 @@
         </w:numPr>
       </w:pPr>
       <w:r>
-        <w:t>Saved as ‘</w:t>
-      </w:r>
-      <w:proofErr w:type="spellStart"/>
-      <w:r>
-        <w:t>FE_techniques</w:t>
-      </w:r>
-      <w:proofErr w:type="spellEnd"/>
-      <w:r>
-        <w:t xml:space="preserve">’ </w:t>
+        <w:t xml:space="preserve">Saved as ‘FE_techniques’ </w:t>
       </w:r>
     </w:p>
     <w:p>
@@ -51,15 +43,7 @@
         </w:numPr>
       </w:pPr>
       <w:r>
-        <w:t>References as a column e.g., my-brain-</w:t>
-      </w:r>
-      <w:proofErr w:type="spellStart"/>
-      <w:r>
-        <w:t>seq</w:t>
-      </w:r>
-      <w:proofErr w:type="spellEnd"/>
-      <w:r>
-        <w:t xml:space="preserve"> and other papers.</w:t>
+        <w:t>References as a column e.g., my-brain-seq and other papers.</w:t>
       </w:r>
     </w:p>
     <w:p>
@@ -83,15 +67,7 @@
         </w:numPr>
       </w:pPr>
       <w:r>
-        <w:t xml:space="preserve">Highlight rows with methods that I have </w:t>
-      </w:r>
-      <w:proofErr w:type="gramStart"/>
-      <w:r>
-        <w:t>actually used</w:t>
-      </w:r>
-      <w:proofErr w:type="gramEnd"/>
-      <w:r>
-        <w:t xml:space="preserve"> if the table includes methods that I haven’t used</w:t>
+        <w:t>Highlight rows with methods that I have actually used if the table includes methods that I haven’t used</w:t>
       </w:r>
     </w:p>
     <w:p>
@@ -135,6 +111,22 @@
       </w:pPr>
       <w:r>
         <w:t>Supplementary Table: table of DE miRNAs</w:t>
+      </w:r>
+    </w:p>
+    <w:p>
+      <w:pPr>
+        <w:pStyle w:val="Heading1"/>
+      </w:pPr>
+      <w:r>
+        <w:t xml:space="preserve">Supplementary Table: </w:t>
+      </w:r>
+      <w:r>
+        <w:t xml:space="preserve">metadata </w:t>
+      </w:r>
+    </w:p>
+    <w:p>
+      <w:r>
+        <w:t>Ngs code to sample ID. Need to reference this in the methods section.</w:t>
       </w:r>
     </w:p>
     <w:p>

--- a/write_up/drafts/project_plan/tables_list_draft.docx
+++ b/write_up/drafts/project_plan/tables_list_draft.docx
@@ -19,7 +19,15 @@
         </w:numPr>
       </w:pPr>
       <w:r>
-        <w:t xml:space="preserve">Saved as ‘FE_techniques’ </w:t>
+        <w:t>Saved as ‘</w:t>
+      </w:r>
+      <w:proofErr w:type="spellStart"/>
+      <w:r>
+        <w:t>FE_techniques</w:t>
+      </w:r>
+      <w:proofErr w:type="spellEnd"/>
+      <w:r>
+        <w:t xml:space="preserve">’ </w:t>
       </w:r>
     </w:p>
     <w:p>
@@ -43,7 +51,15 @@
         </w:numPr>
       </w:pPr>
       <w:r>
-        <w:t>References as a column e.g., my-brain-seq and other papers.</w:t>
+        <w:t>References as a column e.g., my-brain-</w:t>
+      </w:r>
+      <w:proofErr w:type="spellStart"/>
+      <w:r>
+        <w:t>seq</w:t>
+      </w:r>
+      <w:proofErr w:type="spellEnd"/>
+      <w:r>
+        <w:t xml:space="preserve"> and other papers.</w:t>
       </w:r>
     </w:p>
     <w:p>
@@ -67,7 +83,15 @@
         </w:numPr>
       </w:pPr>
       <w:r>
-        <w:t>Highlight rows with methods that I have actually used if the table includes methods that I haven’t used</w:t>
+        <w:t xml:space="preserve">Highlight rows with methods that I have </w:t>
+      </w:r>
+      <w:proofErr w:type="gramStart"/>
+      <w:r>
+        <w:t>actually used</w:t>
+      </w:r>
+      <w:proofErr w:type="gramEnd"/>
+      <w:r>
+        <w:t xml:space="preserve"> if the table includes methods that I haven’t used</w:t>
       </w:r>
     </w:p>
     <w:p>
@@ -114,19 +138,26 @@
       </w:r>
     </w:p>
     <w:p>
-      <w:pPr>
-        <w:pStyle w:val="Heading1"/>
-      </w:pPr>
-      <w:r>
-        <w:t xml:space="preserve">Supplementary Table: </w:t>
-      </w:r>
-      <w:r>
-        <w:t xml:space="preserve">metadata </w:t>
+      <w:r>
+        <w:t xml:space="preserve">Have a column which is: ‘enriched in (treated/untreated)’ </w:t>
       </w:r>
     </w:p>
     <w:p>
-      <w:r>
-        <w:t>Ngs code to sample ID. Need to reference this in the methods section.</w:t>
+      <w:pPr>
+        <w:pStyle w:val="Heading1"/>
+      </w:pPr>
+      <w:r>
+        <w:t xml:space="preserve">Supplementary Table: metadata </w:t>
+      </w:r>
+    </w:p>
+    <w:p>
+      <w:proofErr w:type="spellStart"/>
+      <w:r>
+        <w:t>Ngs</w:t>
+      </w:r>
+      <w:proofErr w:type="spellEnd"/>
+      <w:r>
+        <w:t xml:space="preserve"> code to sample ID. Need to reference this in the methods section.</w:t>
       </w:r>
     </w:p>
     <w:p>

--- a/write_up/drafts/project_plan/tables_list_draft.docx
+++ b/write_up/drafts/project_plan/tables_list_draft.docx
@@ -6,6 +6,27 @@
       <w:pPr>
         <w:pStyle w:val="Heading1"/>
       </w:pPr>
+      <w:r>
+        <w:t>Table: table of DE miRNAs</w:t>
+      </w:r>
+    </w:p>
+    <w:p>
+      <w:r>
+        <w:t xml:space="preserve">Have a column which is: ‘enriched in (treated/untreated)’ </w:t>
+      </w:r>
+    </w:p>
+    <w:p>
+      <w:pPr>
+        <w:pStyle w:val="Heading1"/>
+      </w:pPr>
+    </w:p>
+    <w:p>
+      <w:pPr>
+        <w:pStyle w:val="Heading1"/>
+      </w:pPr>
+      <w:r>
+        <w:t xml:space="preserve">Supplementary </w:t>
+      </w:r>
       <w:r>
         <w:t xml:space="preserve">Table:  Filtering steps/methods </w:t>
       </w:r>
@@ -128,19 +149,6 @@
       <w:pPr>
         <w:pStyle w:val="Heading1"/>
       </w:pPr>
-    </w:p>
-    <w:p>
-      <w:pPr>
-        <w:pStyle w:val="Heading1"/>
-      </w:pPr>
-      <w:r>
-        <w:t>Supplementary Table: table of DE miRNAs</w:t>
-      </w:r>
-    </w:p>
-    <w:p>
-      <w:r>
-        <w:t xml:space="preserve">Have a column which is: ‘enriched in (treated/untreated)’ </w:t>
-      </w:r>
     </w:p>
     <w:p>
       <w:pPr>

--- a/write_up/drafts/project_plan/tables_list_draft.docx
+++ b/write_up/drafts/project_plan/tables_list_draft.docx
@@ -149,12 +149,117 @@
       <w:pPr>
         <w:pStyle w:val="Heading1"/>
       </w:pPr>
+      <w:r>
+        <w:t xml:space="preserve">Supplementary Table:  Normalised CPM counts </w:t>
+      </w:r>
+    </w:p>
+    <w:p>
+      <w:r>
+        <w:t xml:space="preserve">Have one for protease and another for </w:t>
+      </w:r>
+      <w:proofErr w:type="spellStart"/>
+      <w:r>
+        <w:t>hdm_dog</w:t>
+      </w:r>
+      <w:proofErr w:type="spellEnd"/>
+      <w:r>
+        <w:t xml:space="preserve">. These will be </w:t>
+      </w:r>
+      <w:proofErr w:type="gramStart"/>
+      <w:r>
+        <w:t>excel</w:t>
+      </w:r>
+      <w:proofErr w:type="gramEnd"/>
+      <w:r>
+        <w:t xml:space="preserve"> tables that you have to download as files.</w:t>
+      </w:r>
     </w:p>
     <w:p>
       <w:pPr>
         <w:pStyle w:val="Heading1"/>
       </w:pPr>
       <w:r>
+        <w:t xml:space="preserve">Supplementary Table:  </w:t>
+      </w:r>
+      <w:r>
+        <w:t>Raw</w:t>
+      </w:r>
+      <w:r>
+        <w:t xml:space="preserve"> counts </w:t>
+      </w:r>
+    </w:p>
+    <w:p>
+      <w:r>
+        <w:t xml:space="preserve">Have one for protease and another for </w:t>
+      </w:r>
+      <w:proofErr w:type="spellStart"/>
+      <w:r>
+        <w:t>hdm_dog</w:t>
+      </w:r>
+      <w:proofErr w:type="spellEnd"/>
+      <w:r>
+        <w:t xml:space="preserve"> – these will be the deseq2 excel table format</w:t>
+      </w:r>
+      <w:r>
+        <w:t xml:space="preserve">. These will be </w:t>
+      </w:r>
+      <w:proofErr w:type="gramStart"/>
+      <w:r>
+        <w:t>excel</w:t>
+      </w:r>
+      <w:proofErr w:type="gramEnd"/>
+      <w:r>
+        <w:t xml:space="preserve"> tables that you have to download as files.</w:t>
+      </w:r>
+    </w:p>
+    <w:p>
+      <w:pPr>
+        <w:pStyle w:val="Heading1"/>
+      </w:pPr>
+      <w:r>
+        <w:t xml:space="preserve">Supplementary Table:  </w:t>
+      </w:r>
+      <w:r>
+        <w:t>Pathways identified</w:t>
+      </w:r>
+      <w:r>
+        <w:t xml:space="preserve"> </w:t>
+      </w:r>
+    </w:p>
+    <w:p>
+      <w:r>
+        <w:t xml:space="preserve">Separate table for </w:t>
+      </w:r>
+      <w:proofErr w:type="spellStart"/>
+      <w:r>
+        <w:t>reactomepa</w:t>
+      </w:r>
+      <w:proofErr w:type="spellEnd"/>
+      <w:r>
+        <w:t xml:space="preserve"> + </w:t>
+      </w:r>
+      <w:proofErr w:type="spellStart"/>
+      <w:r>
+        <w:t>mieaa</w:t>
+      </w:r>
+      <w:proofErr w:type="spellEnd"/>
+      <w:r>
+        <w:t xml:space="preserve"> + </w:t>
+      </w:r>
+      <w:proofErr w:type="spellStart"/>
+      <w:r>
+        <w:t>qiagen</w:t>
+      </w:r>
+      <w:proofErr w:type="spellEnd"/>
+      <w:r>
+        <w:t xml:space="preserve"> IPA</w:t>
+      </w:r>
+    </w:p>
+    <w:p>
+      <w:pPr>
+        <w:pStyle w:val="Heading1"/>
+      </w:pPr>
+      <w:r>
         <w:t xml:space="preserve">Supplementary Table: metadata </w:t>
       </w:r>
     </w:p>
@@ -173,6 +278,7 @@
         <w:pStyle w:val="Heading1"/>
       </w:pPr>
       <w:r>
+        <w:lastRenderedPageBreak/>
         <w:t>Supplementary Table</w:t>
       </w:r>
       <w:r>

--- a/write_up/drafts/project_plan/tables_list_draft.docx
+++ b/write_up/drafts/project_plan/tables_list_draft.docx
@@ -13,6 +13,24 @@
     <w:p>
       <w:r>
         <w:t xml:space="preserve">Have a column which is: ‘enriched in (treated/untreated)’ </w:t>
+      </w:r>
+    </w:p>
+    <w:p>
+      <w:r>
+        <w:t>Have a column for cell type and another column for condition</w:t>
+      </w:r>
+    </w:p>
+    <w:p>
+      <w:r>
+        <w:t xml:space="preserve">Include FDR, </w:t>
+      </w:r>
+      <w:proofErr w:type="spellStart"/>
+      <w:r>
+        <w:t>logFC</w:t>
+      </w:r>
+      <w:proofErr w:type="spellEnd"/>
+      <w:r>
+        <w:t xml:space="preserve"> etc.</w:t>
       </w:r>
     </w:p>
     <w:p>
@@ -179,13 +197,7 @@
         <w:pStyle w:val="Heading1"/>
       </w:pPr>
       <w:r>
-        <w:t xml:space="preserve">Supplementary Table:  </w:t>
-      </w:r>
-      <w:r>
-        <w:t>Raw</w:t>
-      </w:r>
-      <w:r>
-        <w:t xml:space="preserve"> counts </w:t>
+        <w:t xml:space="preserve">Supplementary Table:  Raw counts </w:t>
       </w:r>
     </w:p>
     <w:p>
@@ -217,13 +229,7 @@
         <w:pStyle w:val="Heading1"/>
       </w:pPr>
       <w:r>
-        <w:t xml:space="preserve">Supplementary Table:  </w:t>
-      </w:r>
-      <w:r>
-        <w:t>Pathways identified</w:t>
-      </w:r>
-      <w:r>
-        <w:t xml:space="preserve"> </w:t>
+        <w:t xml:space="preserve">Supplementary Table:  Pathways identified </w:t>
       </w:r>
     </w:p>
     <w:p>

--- a/write_up/drafts/project_plan/tables_list_draft.docx
+++ b/write_up/drafts/project_plan/tables_list_draft.docx
@@ -266,17 +266,53 @@
         <w:pStyle w:val="Heading1"/>
       </w:pPr>
       <w:r>
+        <w:lastRenderedPageBreak/>
         <w:t xml:space="preserve">Supplementary Table: metadata </w:t>
       </w:r>
     </w:p>
     <w:p>
+      <w:pPr>
+        <w:rPr>
+          <w:b/>
+          <w:bCs/>
+        </w:rPr>
+      </w:pPr>
       <w:proofErr w:type="spellStart"/>
       <w:r>
         <w:t>Ngs</w:t>
       </w:r>
       <w:proofErr w:type="spellEnd"/>
       <w:r>
-        <w:t xml:space="preserve"> code to sample ID. Need to reference this in the methods section.</w:t>
+        <w:t xml:space="preserve"> code to sample ID. </w:t>
+      </w:r>
+      <w:r>
+        <w:t>Replicate number. Condition. Study of origin. Nebulised exposure: ‘</w:t>
+      </w:r>
+      <w:proofErr w:type="spellStart"/>
+      <w:r>
+        <w:t>yes’</w:t>
+      </w:r>
+      <w:proofErr w:type="spellEnd"/>
+      <w:r>
+        <w:t xml:space="preserve"> column. </w:t>
+      </w:r>
+      <w:proofErr w:type="spellStart"/>
+      <w:r>
+        <w:t>Need</w:t>
+      </w:r>
+      <w:proofErr w:type="spellEnd"/>
+      <w:r>
+        <w:t xml:space="preserve"> to reference this in the methods section</w:t>
+      </w:r>
+      <w:r>
+        <w:t xml:space="preserve"> </w:t>
+      </w:r>
+      <w:r>
+        <w:rPr>
+          <w:b/>
+          <w:bCs/>
+        </w:rPr>
+        <w:t>referenced in ‘study data’</w:t>
       </w:r>
     </w:p>
     <w:p>
@@ -284,7 +320,6 @@
         <w:pStyle w:val="Heading1"/>
       </w:pPr>
       <w:r>
-        <w:lastRenderedPageBreak/>
         <w:t>Supplementary Table</w:t>
       </w:r>
       <w:r>

--- a/write_up/drafts/project_plan/tables_list_draft.docx
+++ b/write_up/drafts/project_plan/tables_list_draft.docx
@@ -1,6 +1,6 @@
 
 <file path=word/document.xml><?xml version="1.0" encoding="utf-8"?>
-<w:document xmlns:wpc="http://schemas.microsoft.com/office/word/2010/wordprocessingCanvas" xmlns:cx="http://schemas.microsoft.com/office/drawing/2014/chartex" xmlns:cx1="http://schemas.microsoft.com/office/drawing/2015/9/8/chartex" xmlns:cx2="http://schemas.microsoft.com/office/drawing/2015/10/21/chartex" xmlns:cx3="http://schemas.microsoft.com/office/drawing/2016/5/9/chartex" xmlns:cx4="http://schemas.microsoft.com/office/drawing/2016/5/10/chartex" xmlns:cx5="http://schemas.microsoft.com/office/drawing/2016/5/11/chartex" xmlns:cx6="http://schemas.microsoft.com/office/drawing/2016/5/12/chartex" xmlns:cx7="http://schemas.microsoft.com/office/drawing/2016/5/13/chartex" xmlns:cx8="http://schemas.microsoft.com/office/drawing/2016/5/14/chartex" xmlns:mc="http://schemas.openxmlformats.org/markup-compatibility/2006" xmlns:m="http://schemas.openxmlformats.org/officeDocument/2006/math" xmlns:aink="http://schemas.microsoft.com/office/drawing/2016/ink" xmlns:am3d="http://schemas.microsoft.com/office/drawing/2017/model3d" xmlns:oel="http://schemas.microsoft.com/office/2019/extlst" xmlns:r="http://schemas.openxmlformats.org/officeDocument/2006/relationships" xmlns:wp14="http://schemas.microsoft.com/office/word/2010/wordprocessingDrawing" xmlns:wp="http://schemas.openxmlformats.org/drawingml/2006/wordprocessingDrawing" xmlns:wpg="http://schemas.microsoft.com/office/word/2010/wordprocessingGroup" xmlns:wpi="http://schemas.microsoft.com/office/word/2010/wordprocessingInk" xmlns:wps="http://schemas.microsoft.com/office/word/2010/wordprocessingShape" xmlns:o="urn:schemas-microsoft-com:office:office" xmlns:v="urn:schemas-microsoft-com:vml" xmlns:w10="urn:schemas-microsoft-com:office:word" xmlns:w="http://schemas.openxmlformats.org/wordprocessingml/2006/main" xmlns:w14="http://schemas.microsoft.com/office/word/2010/wordml" xmlns:w15="http://schemas.microsoft.com/office/word/2012/wordml" xmlns:w16cex="http://schemas.microsoft.com/office/word/2018/wordml/cex" xmlns:w16cid="http://schemas.microsoft.com/office/word/2016/wordml/cid" xmlns:w16="http://schemas.microsoft.com/office/word/2018/wordml" xmlns:w16sdtdh="http://schemas.microsoft.com/office/word/2020/wordml/sdtdatahash" xmlns:w16sdtfl="http://schemas.microsoft.com/office/word/2024/wordml/sdtformatlock" xmlns:w16se="http://schemas.microsoft.com/office/word/2015/wordml/symex" xmlns:w16du="http://schemas.microsoft.com/office/word/2023/wordml/word16du" xmlns:wne="http://schemas.microsoft.com/office/word/2006/wordml" mc:Ignorable="w14 w15 w16se w16cid w16 w16cex w16sdtdh w16sdtfl w16du wp14">
+<w:document xmlns:wpc="http://schemas.microsoft.com/office/word/2010/wordprocessingCanvas" xmlns:cx="http://schemas.microsoft.com/office/drawing/2014/chartex" xmlns:cx1="http://schemas.microsoft.com/office/drawing/2015/9/8/chartex" xmlns:cx2="http://schemas.microsoft.com/office/drawing/2015/10/21/chartex" xmlns:cx3="http://schemas.microsoft.com/office/drawing/2016/5/9/chartex" xmlns:cx4="http://schemas.microsoft.com/office/drawing/2016/5/10/chartex" xmlns:cx5="http://schemas.microsoft.com/office/drawing/2016/5/11/chartex" xmlns:cx6="http://schemas.microsoft.com/office/drawing/2016/5/12/chartex" xmlns:cx7="http://schemas.microsoft.com/office/drawing/2016/5/13/chartex" xmlns:cx8="http://schemas.microsoft.com/office/drawing/2016/5/14/chartex" xmlns:mc="http://schemas.openxmlformats.org/markup-compatibility/2006" xmlns:m="http://schemas.openxmlformats.org/officeDocument/2006/math" xmlns:aink="http://schemas.microsoft.com/office/drawing/2016/ink" xmlns:am3d="http://schemas.microsoft.com/office/drawing/2017/model3d" xmlns:oel="http://schemas.microsoft.com/office/2019/extlst" xmlns:r="http://schemas.openxmlformats.org/officeDocument/2006/relationships" xmlns:wp14="http://schemas.microsoft.com/office/word/2010/wordprocessingDrawing" xmlns:wp="http://schemas.openxmlformats.org/drawingml/2006/wordprocessingDrawing" xmlns:wpg="http://schemas.microsoft.com/office/word/2010/wordprocessingGroup" xmlns:wpi="http://schemas.microsoft.com/office/word/2010/wordprocessingInk" xmlns:wps="http://schemas.microsoft.com/office/word/2010/wordprocessingShape" xmlns:o="urn:schemas-microsoft-com:office:office" xmlns:v="urn:schemas-microsoft-com:vml" xmlns:w10="urn:schemas-microsoft-com:office:word" xmlns:w="http://schemas.openxmlformats.org/wordprocessingml/2006/main" xmlns:w14="http://schemas.microsoft.com/office/word/2010/wordml" xmlns:w15="http://schemas.microsoft.com/office/word/2012/wordml" xmlns:w16cei="http://schemas.microsoft.com/office/word/2026/wordml/cei" xmlns:w16cex="http://schemas.microsoft.com/office/word/2018/wordml/cex" xmlns:w16cid="http://schemas.microsoft.com/office/word/2016/wordml/cid" xmlns:w16="http://schemas.microsoft.com/office/word/2018/wordml" xmlns:w16sdtdh="http://schemas.microsoft.com/office/word/2020/wordml/sdtdatahash" xmlns:w16sdtfl="http://schemas.microsoft.com/office/word/2024/wordml/sdtformatlock" xmlns:w16se="http://schemas.microsoft.com/office/word/2015/wordml/symex" xmlns:w16du="http://schemas.microsoft.com/office/word/2023/wordml/word16du" xmlns:wne="http://schemas.microsoft.com/office/word/2006/wordml" mc:Ignorable="w14 w15 w16se w16cid w16 w16cex w16sdtdh w16sdtfl w16du wp14">
   <w:body>
     <w:p>
       <w:pPr>
@@ -31,6 +31,11 @@
       <w:proofErr w:type="spellEnd"/>
       <w:r>
         <w:t xml:space="preserve"> etc.</w:t>
+      </w:r>
+    </w:p>
+    <w:p>
+      <w:r>
+        <w:t>[make this supplementary?]</w:t>
       </w:r>
     </w:p>
     <w:p>
@@ -296,13 +301,8 @@
       <w:r>
         <w:t xml:space="preserve"> column. </w:t>
       </w:r>
-      <w:proofErr w:type="spellStart"/>
-      <w:r>
-        <w:t>Need</w:t>
-      </w:r>
-      <w:proofErr w:type="spellEnd"/>
-      <w:r>
-        <w:t xml:space="preserve"> to reference this in the methods section</w:t>
+      <w:r>
+        <w:t>Need to reference this in the methods section</w:t>
       </w:r>
       <w:r>
         <w:t xml:space="preserve"> </w:t>
@@ -404,7 +404,7 @@
 </file>
 
 <file path=word/numbering.xml><?xml version="1.0" encoding="utf-8"?>
-<w:numbering xmlns:wpc="http://schemas.microsoft.com/office/word/2010/wordprocessingCanvas" xmlns:cx="http://schemas.microsoft.com/office/drawing/2014/chartex" xmlns:cx1="http://schemas.microsoft.com/office/drawing/2015/9/8/chartex" xmlns:cx2="http://schemas.microsoft.com/office/drawing/2015/10/21/chartex" xmlns:cx3="http://schemas.microsoft.com/office/drawing/2016/5/9/chartex" xmlns:cx4="http://schemas.microsoft.com/office/drawing/2016/5/10/chartex" xmlns:cx5="http://schemas.microsoft.com/office/drawing/2016/5/11/chartex" xmlns:cx6="http://schemas.microsoft.com/office/drawing/2016/5/12/chartex" xmlns:cx7="http://schemas.microsoft.com/office/drawing/2016/5/13/chartex" xmlns:cx8="http://schemas.microsoft.com/office/drawing/2016/5/14/chartex" xmlns:mc="http://schemas.openxmlformats.org/markup-compatibility/2006" xmlns:m="http://schemas.openxmlformats.org/officeDocument/2006/math" xmlns:aink="http://schemas.microsoft.com/office/drawing/2016/ink" xmlns:am3d="http://schemas.microsoft.com/office/drawing/2017/model3d" xmlns:oel="http://schemas.microsoft.com/office/2019/extlst" xmlns:r="http://schemas.openxmlformats.org/officeDocument/2006/relationships" xmlns:wp14="http://schemas.microsoft.com/office/word/2010/wordprocessingDrawing" xmlns:wp="http://schemas.openxmlformats.org/drawingml/2006/wordprocessingDrawing" xmlns:wpg="http://schemas.microsoft.com/office/word/2010/wordprocessingGroup" xmlns:wpi="http://schemas.microsoft.com/office/word/2010/wordprocessingInk" xmlns:wps="http://schemas.microsoft.com/office/word/2010/wordprocessingShape" xmlns:o="urn:schemas-microsoft-com:office:office" xmlns:v="urn:schemas-microsoft-com:vml" xmlns:w10="urn:schemas-microsoft-com:office:word" xmlns:w="http://schemas.openxmlformats.org/wordprocessingml/2006/main" xmlns:w14="http://schemas.microsoft.com/office/word/2010/wordml" xmlns:w15="http://schemas.microsoft.com/office/word/2012/wordml" xmlns:w16cex="http://schemas.microsoft.com/office/word/2018/wordml/cex" xmlns:w16cid="http://schemas.microsoft.com/office/word/2016/wordml/cid" xmlns:w16="http://schemas.microsoft.com/office/word/2018/wordml" xmlns:w16sdtdh="http://schemas.microsoft.com/office/word/2020/wordml/sdtdatahash" xmlns:w16sdtfl="http://schemas.microsoft.com/office/word/2024/wordml/sdtformatlock" xmlns:w16se="http://schemas.microsoft.com/office/word/2015/wordml/symex" xmlns:w16du="http://schemas.microsoft.com/office/word/2023/wordml/word16du" xmlns:wne="http://schemas.microsoft.com/office/word/2006/wordml" mc:Ignorable="w14 w15 w16se w16cid w16 w16cex w16sdtdh w16sdtfl w16du wp14">
+<w:numbering xmlns:wpc="http://schemas.microsoft.com/office/word/2010/wordprocessingCanvas" xmlns:cx="http://schemas.microsoft.com/office/drawing/2014/chartex" xmlns:cx1="http://schemas.microsoft.com/office/drawing/2015/9/8/chartex" xmlns:cx2="http://schemas.microsoft.com/office/drawing/2015/10/21/chartex" xmlns:cx3="http://schemas.microsoft.com/office/drawing/2016/5/9/chartex" xmlns:cx4="http://schemas.microsoft.com/office/drawing/2016/5/10/chartex" xmlns:cx5="http://schemas.microsoft.com/office/drawing/2016/5/11/chartex" xmlns:cx6="http://schemas.microsoft.com/office/drawing/2016/5/12/chartex" xmlns:cx7="http://schemas.microsoft.com/office/drawing/2016/5/13/chartex" xmlns:cx8="http://schemas.microsoft.com/office/drawing/2016/5/14/chartex" xmlns:mc="http://schemas.openxmlformats.org/markup-compatibility/2006" xmlns:m="http://schemas.openxmlformats.org/officeDocument/2006/math" xmlns:aink="http://schemas.microsoft.com/office/drawing/2016/ink" xmlns:am3d="http://schemas.microsoft.com/office/drawing/2017/model3d" xmlns:oel="http://schemas.microsoft.com/office/2019/extlst" xmlns:r="http://schemas.openxmlformats.org/officeDocument/2006/relationships" xmlns:wp14="http://schemas.microsoft.com/office/word/2010/wordprocessingDrawing" xmlns:wp="http://schemas.openxmlformats.org/drawingml/2006/wordprocessingDrawing" xmlns:wpg="http://schemas.microsoft.com/office/word/2010/wordprocessingGroup" xmlns:wpi="http://schemas.microsoft.com/office/word/2010/wordprocessingInk" xmlns:wps="http://schemas.microsoft.com/office/word/2010/wordprocessingShape" xmlns:o="urn:schemas-microsoft-com:office:office" xmlns:v="urn:schemas-microsoft-com:vml" xmlns:w10="urn:schemas-microsoft-com:office:word" xmlns:w="http://schemas.openxmlformats.org/wordprocessingml/2006/main" xmlns:w14="http://schemas.microsoft.com/office/word/2010/wordml" xmlns:w15="http://schemas.microsoft.com/office/word/2012/wordml" xmlns:w16cei="http://schemas.microsoft.com/office/word/2026/wordml/cei" xmlns:w16cex="http://schemas.microsoft.com/office/word/2018/wordml/cex" xmlns:w16cid="http://schemas.microsoft.com/office/word/2016/wordml/cid" xmlns:w16="http://schemas.microsoft.com/office/word/2018/wordml" xmlns:w16sdtdh="http://schemas.microsoft.com/office/word/2020/wordml/sdtdatahash" xmlns:w16sdtfl="http://schemas.microsoft.com/office/word/2024/wordml/sdtformatlock" xmlns:w16se="http://schemas.microsoft.com/office/word/2015/wordml/symex" xmlns:w16du="http://schemas.microsoft.com/office/word/2023/wordml/word16du" xmlns:wne="http://schemas.microsoft.com/office/word/2006/wordml" mc:Ignorable="w14 w15 w16se w16cid w16 w16cex w16sdtdh w16sdtfl w16du wp14">
   <w:abstractNum w:abstractNumId="0" w15:restartNumberingAfterBreak="0">
     <w:nsid w:val="0A15741D"/>
     <w:multiLevelType w:val="hybridMultilevel"/>
